--- a/docx/201.Nhận thông tin tin bài được duyệt_SRS_AI_Generated.docx
+++ b/docx/201.Nhận thông tin tin bài được duyệt_SRS_AI_Generated.docx
@@ -203,7 +203,7 @@
         </w:numPr>
       </w:pPr>
       <w:r>
-        <w:t xml:space="preserve">NSD truy cập vào mục "Thông báo của tôi" trong sidebar không gian cộng tác viên, hoặc bấm vào thông báo từ chuông thông báo trên header trang.</w:t>
+        <w:t xml:space="preserve">NSD truy cập vào mục "Thông báo của tôi" trong thanh bên không gian cộng tác viên, hoặc bấm vào thông báo từ chuông thông báo trên phần đầu trang trang.</w:t>
       </w:r>
     </w:p>
     <w:p>
@@ -266,7 +266,7 @@
     </w:p>
     <w:p>
       <w:r>
-        <w:t xml:space="preserve">Icon chuông thông báo trên thanh header toàn cục của trang, hiển thị số thông báo chưa đọc và cho phép NSD truy cập nhanh danh sách thông báo.</w:t>
+        <w:t xml:space="preserve">biểu tượng chuông thông báo trên thanh phần đầu trang toàn cục của trang, hiển thị số thông báo chưa đọc và cho phép NSD truy cập nhanh danh sách thông báo.</w:t>
       </w:r>
     </w:p>
     <w:p>
@@ -532,7 +532,7 @@
                 <w:sz w:val="18"/>
                 <w:szCs w:val="18"/>
               </w:rPr>
-              <w:t xml:space="preserve">Icon hình chuông, nằm trên thanh header. Khi có thông báo chưa đọc: badge số màu đỏ (notification dot/counter) xuất hiện ở góc phải trên icon. Số badge hiển thị tối đa "99+"; nếu ≥ 100 thông báo chưa đọc, hiển thị "99+".</w:t>
+              <w:t xml:space="preserve">biểu tượng hình chuông, nằm trên thanh phần đầu trang. Khi có thông báo chưa đọc: nhãn số màu đỏ (notification dot/counter) xuất hiện ở góc phải trên biểu tượng. Số nhãn hiển thị tối đa "99+"; nếu ≥ 100 thông báo chưa đọc, hiển thị "99+".</w:t>
             </w:r>
           </w:p>
         </w:tc>
@@ -742,7 +742,7 @@
                 <w:sz w:val="18"/>
                 <w:szCs w:val="18"/>
               </w:rPr>
-              <w:t xml:space="preserve">Khi bấm icon chuông: dropdown panel mở ra hiển thị 5 thông báo gần nhất. Mỗi thông báo hiển thị: loại (duyệt/từ chối), tiêu đề bài rút gọn, thời gian tương đối ("2 giờ trước"). Link "Xem tất cả thông báo" ở cuối panel.</w:t>
+              <w:t xml:space="preserve">Khi bấm biểu tượng chuông: danh sách thả xuống panel mở ra hiển thị 5 thông báo gần nhất. Mỗi thông báo hiển thị: loại (duyệt/từ chối), tiêu đề bài rút gọn, thời gian tương đối ("2 giờ trước"). liên kết "Xem tất cả thông báo" ở cuối panel.</w:t>
             </w:r>
           </w:p>
         </w:tc>
@@ -971,7 +971,7 @@
                 <w:sz w:val="18"/>
                 <w:szCs w:val="18"/>
               </w:rPr>
-              <w:t xml:space="preserve">Hệ thống cập nhật badge số thông báo theo thời gian thực (WebSocket) hoặc polling. Khi không có thông báo chưa đọc: badge ẩn. Khi có thông báo mới: badge hiện với animation (bounce nhẹ) để thu hút chú ý.</w:t>
+              <w:t xml:space="preserve">Hệ thống cập nhật nhãn số thông báo theo thời gian thực (WebSocket) hoặc polling. Khi không có thông báo chưa đọc: nhãn ẩn. Khi có thông báo mới: nhãn hiện với animation (bounce nhẹ) để thu hút chú ý.</w:t>
             </w:r>
           </w:p>
         </w:tc>
@@ -1056,7 +1056,7 @@
                 <w:sz w:val="18"/>
                 <w:szCs w:val="18"/>
               </w:rPr>
-              <w:t xml:space="preserve">NSD bấm icon chuông. Dropdown hiển thị 5 thông báo gần nhất với trạng thái đọc/chưa đọc (thông báo chưa đọc có nền xanh nhạt hoặc chấm xanh). Bấm vào thông báo: đánh dấu đã đọc và điều hướng đến trang chi tiết thông báo.</w:t>
+              <w:t xml:space="preserve">NSD bấm biểu tượng chuông. danh sách thả xuống hiển thị 5 thông báo gần nhất với trạng thái đọc/chưa đọc (thông báo chưa đọc có nền xanh nhạt hoặc chấm xanh). Bấm vào thông báo: đánh dấu đã đọc và điều hướng đến trang chi tiết thông báo.</w:t>
             </w:r>
           </w:p>
         </w:tc>
@@ -1141,7 +1141,7 @@
                 <w:sz w:val="18"/>
                 <w:szCs w:val="18"/>
               </w:rPr>
-              <w:t xml:space="preserve">NSD bấm "Xem tất cả thông báo" ở cuối dropdown. Điều hướng sang trang danh sách thông báo đầy đủ (MH02).</w:t>
+              <w:t xml:space="preserve">NSD bấm "Xem tất cả thông báo" ở cuối danh sách thả xuống. Điều hướng sang trang danh sách thông báo đầy đủ (MH02).</w:t>
             </w:r>
           </w:p>
         </w:tc>
@@ -1571,7 +1571,7 @@
                 <w:sz w:val="18"/>
                 <w:szCs w:val="18"/>
               </w:rPr>
-              <w:t xml:space="preserve">Nằm bên phải tiêu đề trang. Bấm đánh dấu toàn bộ thông báo là đã đọc, badge chuông về 0.</w:t>
+              <w:t xml:space="preserve">Nằm bên phải tiêu đề trang. Bấm đánh dấu toàn bộ thông báo là đã đọc, nhãn chuông về 0.</w:t>
             </w:r>
           </w:p>
         </w:tc>
@@ -2096,7 +2096,7 @@
                 <w:sz w:val="18"/>
                 <w:szCs w:val="18"/>
               </w:rPr>
-              <w:t xml:space="preserve">Mỗi card bao gồm: Icon check tròn màu xanh lá (phân biệt với từ chối). Tiêu đề: "Bài viết của bạn đã được duyệt". Tên bài (link bấm được). Ngày giờ duyệt: "DD/MM/YYYY lúc HH:mm". Tên biên tập viên duyệt (nếu hệ thống cho phép hiển thị). Nút "Xem bài trên cổng" (link ra trang bài đã xuất bản). Trạng thái đọc: nền trắng nếu đã đọc, nền xanh nhạt nếu chưa đọc.</w:t>
+              <w:t xml:space="preserve">Mỗi card bao gồm: biểu tượng check tròn màu xanh lá (phân biệt với từ chối). Tiêu đề: "Bài viết của bạn đã được duyệt". Tên bài (liên kết bấm được). Ngày giờ duyệt: "DD/MM/YYYY lúc HH:mm". Tên biên tập viên duyệt (nếu hệ thống cho phép hiển thị). Nút "Xem bài trên cổng" (liên kết ra trang bài đã xuất bản). Trạng thái đọc: nền trắng nếu đã đọc, nền xanh nhạt nếu chưa đọc.</w:t>
             </w:r>
           </w:p>
         </w:tc>
@@ -2201,7 +2201,7 @@
                 <w:sz w:val="18"/>
                 <w:szCs w:val="18"/>
               </w:rPr>
-              <w:t xml:space="preserve">Mỗi card bao gồm: Icon X tròn màu đỏ. Tiêu đề: "Bài viết của bạn bị từ chối". Tên bài (link bấm được). Ngày giờ từ chối: "DD/MM/YYYY lúc HH:mm". Tóm tắt ghi chú từ chối (tối đa 2 dòng, có "..."). Nút "Xem chi tiết phản hồi" (mở MH03). Nút "Chỉnh sửa bài" (link đến UC199). Trạng thái đọc: nền đỏ rất nhạt nếu chưa đọc; trắng nếu đã đọc.</w:t>
+              <w:t xml:space="preserve">Mỗi card bao gồm: biểu tượng X tròn màu đỏ. Tiêu đề: "Bài viết của bạn bị từ chối". Tên bài (liên kết bấm được). Ngày giờ từ chối: "DD/MM/YYYY lúc HH:mm". Tóm tắt ghi chú từ chối (tối đa 2 dòng, có "..."). Nút "Xem chi tiết phản hồi" (mở MH03). Nút "Chỉnh sửa bài" (liên kết đến UC199). Trạng thái đọc: nền đỏ rất nhạt nếu chưa đọc; trắng nếu đã đọc.</w:t>
             </w:r>
           </w:p>
         </w:tc>
@@ -2306,7 +2306,7 @@
                 <w:sz w:val="18"/>
                 <w:szCs w:val="18"/>
               </w:rPr>
-              <w:t xml:space="preserve">Khi chưa có thông báo nào: hiển thị icon bell với nội dung "Chưa có thông báo nào. Khi bài viết của bạn được duyệt hoặc từ chối, thông báo sẽ hiển thị tại đây."</w:t>
+              <w:t xml:space="preserve">Khi chưa có thông báo nào: hiển thị biểu tượng bell với nội dung "Chưa có thông báo nào. Khi bài viết của bạn được duyệt hoặc từ chối, thông báo sẽ hiển thị tại đây."</w:t>
             </w:r>
           </w:p>
         </w:tc>
@@ -2705,7 +2705,7 @@
                 <w:sz w:val="18"/>
                 <w:szCs w:val="18"/>
               </w:rPr>
-              <w:t xml:space="preserve">NSD bấm "Đánh dấu tất cả là đã đọc". Hệ thống đổi tất cả thông báo chưa đọc thành đã đọc: xóa nền xanh/đỏ nhạt trên tất cả card, badge chuông về 0, ẩn nút (vì không còn thông báo chưa đọc).</w:t>
+              <w:t xml:space="preserve">NSD bấm "Đánh dấu tất cả là đã đọc". Hệ thống đổi tất cả thông báo chưa đọc thành đã đọc: xóa nền xanh/đỏ nhạt trên tất cả card, nhãn chuông về 0, ẩn nút (vì không còn thông báo chưa đọc).</w:t>
             </w:r>
           </w:p>
         </w:tc>
@@ -2790,7 +2790,7 @@
                 <w:sz w:val="18"/>
                 <w:szCs w:val="18"/>
               </w:rPr>
-              <w:t xml:space="preserve">Khi NSD bấm vào card thông báo hoặc "Xem chi tiết": thông báo được tự động đánh dấu đã đọc, cập nhật badge chuông giảm đi 1.</w:t>
+              <w:t xml:space="preserve">Khi NSD bấm vào card thông báo hoặc "Xem chi tiết": thông báo được tự động đánh dấu đã đọc, cập nhật nhãn chuông giảm đi 1.</w:t>
             </w:r>
           </w:p>
         </w:tc>
@@ -3495,7 +3495,7 @@
                 <w:sz w:val="18"/>
                 <w:szCs w:val="18"/>
               </w:rPr>
-              <w:t xml:space="preserve">Icon lớn, trực quan, nằm cạnh tiêu đề.</w:t>
+              <w:t xml:space="preserve">biểu tượng lớn, trực quan, nằm cạnh tiêu đề.</w:t>
             </w:r>
           </w:p>
         </w:tc>
@@ -3600,7 +3600,7 @@
                 <w:sz w:val="18"/>
                 <w:szCs w:val="18"/>
               </w:rPr>
-              <w:t xml:space="preserve">Card thông tin tóm tắt bài: Tiêu đề bài (link bấm được xem trước). Chuyên mục. Ngày tạo. Ngày gửi duyệt. Ngày duyệt/từ chối (highlighted).</w:t>
+              <w:t xml:space="preserve">Card thông tin tóm tắt bài: Tiêu đề bài (liên kết bấm được xem trước). Chuyên mục. Ngày tạo. Ngày gửi duyệt. Ngày duyệt/từ chối (highlighted).</w:t>
             </w:r>
           </w:p>
         </w:tc>
@@ -3705,7 +3705,7 @@
                 <w:sz w:val="18"/>
                 <w:szCs w:val="18"/>
               </w:rPr>
-              <w:t xml:space="preserve">Tiêu đề section "Ghi chú phản hồi từ biên tập viên". Nếu có ghi chú: hiển thị đầy đủ nội dung trong khung nền xám nhạt, font monospace hoặc blockquote style. Nếu không có ghi chú: hiển thị "Biên tập viên không để lại ghi chú." Tên biên tập viên (nếu được phép hiển thị) và thời gian ghi chú.</w:t>
+              <w:t xml:space="preserve">Tiêu đề phần "Ghi chú phản hồi từ biên tập viên". Nếu có ghi chú: hiển thị đầy đủ nội dung trong khung nền xám nhạt, font monospace hoặc blockquote style. Nếu không có ghi chú: hiển thị "Biên tập viên không để lại ghi chú." Tên biên tập viên (nếu được phép hiển thị) và thời gian ghi chú.</w:t>
             </w:r>
           </w:p>
         </w:tc>
@@ -3810,7 +3810,7 @@
                 <w:sz w:val="18"/>
                 <w:szCs w:val="18"/>
               </w:rPr>
-              <w:t xml:space="preserve">Nếu "Bài được duyệt": Nút "Xem bài trên cổng thông tin" (link ra trang bài xuất bản, mở tab mới). Nếu "Bài bị từ chối": Nút "Chỉnh sửa bài ngay" (link UC199), Nút "Xem trước bài viết" (preview read-only).</w:t>
+              <w:t xml:space="preserve">Nếu "Bài được duyệt": Nút "Xem bài trên cổng thông tin" (liên kết ra trang bài xuất bản, mở tab mới). Nếu "Bài bị từ chối": Nút "Chỉnh sửa bài ngay" (liên kết UC199), Nút "Xem trước bài viết" (preview read-only).</w:t>
             </w:r>
           </w:p>
         </w:tc>
@@ -3915,7 +3915,7 @@
                 <w:sz w:val="18"/>
                 <w:szCs w:val="18"/>
               </w:rPr>
-              <w:t xml:space="preserve">Tiêu đề section "Lịch sử duyệt". Hiển thị các sự kiện duyệt theo thứ tự thời gian dạng vertical timeline.</w:t>
+              <w:t xml:space="preserve">Tiêu đề phần "Lịch sử duyệt". Hiển thị các sự kiện duyệt theo thứ tự thời gian dạng vertical timeline.</w:t>
             </w:r>
           </w:p>
         </w:tc>
@@ -4189,7 +4189,7 @@
                 <w:sz w:val="18"/>
                 <w:szCs w:val="18"/>
               </w:rPr>
-              <w:t xml:space="preserve">Icon tài liệu. Nội dung: "Bài viết được tạo". Thời gian: DD/MM/YYYY HH:mm. Người thực hiện: Tên cộng tác viên.</w:t>
+              <w:t xml:space="preserve">biểu tượng tài liệu. Nội dung: "Bài viết được tạo". Thời gian: DD/MM/YYYY HH:mm. Người thực hiện: Tên cộng tác viên.</w:t>
             </w:r>
           </w:p>
         </w:tc>
@@ -4294,7 +4294,7 @@
                 <w:sz w:val="18"/>
                 <w:szCs w:val="18"/>
               </w:rPr>
-              <w:t xml:space="preserve">Icon send. Nội dung: "Bài viết được gửi duyệt". Thời gian: DD/MM/YYYY HH:mm. Ghi chú của cộng tác viên khi gửi (nếu có, hiển thị trong quote nhỏ).</w:t>
+              <w:t xml:space="preserve">biểu tượng send. Nội dung: "Bài viết được gửi duyệt". Thời gian: DD/MM/YYYY HH:mm. Ghi chú của cộng tác viên khi gửi (nếu có, hiển thị trong quote nhỏ).</w:t>
             </w:r>
           </w:p>
         </w:tc>
@@ -4399,7 +4399,7 @@
                 <w:sz w:val="18"/>
                 <w:szCs w:val="18"/>
               </w:rPr>
-              <w:t xml:space="preserve">Icon check tròn màu xanh lá. Nội dung: "Bài viết được duyệt". Thời gian. Biên tập viên duyệt. Ghi chú phản hồi đầy đủ (nếu có).</w:t>
+              <w:t xml:space="preserve">biểu tượng check tròn màu xanh lá. Nội dung: "Bài viết được duyệt". Thời gian. Biên tập viên duyệt. Ghi chú phản hồi đầy đủ (nếu có).</w:t>
             </w:r>
           </w:p>
         </w:tc>
@@ -4504,7 +4504,7 @@
                 <w:sz w:val="18"/>
                 <w:szCs w:val="18"/>
               </w:rPr>
-              <w:t xml:space="preserve">Icon X tròn màu đỏ. Nội dung: "Bài viết bị từ chối". Thời gian. Biên tập viên từ chối. Ghi chú lý do từ chối đầy đủ trong khung nền đỏ rất nhạt.</w:t>
+              <w:t xml:space="preserve">biểu tượng X tròn màu đỏ. Nội dung: "Bài viết bị từ chối". Thời gian. Biên tập viên từ chối. Ghi chú lý do từ chối đầy đủ trong khung nền đỏ rất nhạt.</w:t>
             </w:r>
           </w:p>
         </w:tc>
@@ -4609,7 +4609,7 @@
                 <w:sz w:val="18"/>
                 <w:szCs w:val="18"/>
               </w:rPr>
-              <w:t xml:space="preserve">Icon edit. Nội dung: "Bài viết được chỉnh sửa và gửi duyệt lại". Thời gian.</w:t>
+              <w:t xml:space="preserve">biểu tượng edit. Nội dung: "Bài viết được chỉnh sửa và gửi duyệt lại". Thời gian.</w:t>
             </w:r>
           </w:p>
         </w:tc>
@@ -4714,7 +4714,7 @@
                 <w:sz w:val="18"/>
                 <w:szCs w:val="18"/>
               </w:rPr>
-              <w:t xml:space="preserve">Mốc cuối cùng trong timeline được highlight (đường kẻ đậm hơn, badge "Mới nhất") để cộng tác viên nhận ra ngay trạng thái hiện tại.</w:t>
+              <w:t xml:space="preserve">Mốc cuối cùng trong timeline được highlight (đường kẻ đậm hơn, nhãn "Mới nhất") để cộng tác viên nhận ra ngay trạng thái hiện tại.</w:t>
             </w:r>
           </w:p>
         </w:tc>
@@ -5608,7 +5608,7 @@
                 <w:sz w:val="18"/>
                 <w:szCs w:val="18"/>
               </w:rPr>
-              <w:t xml:space="preserve">Tiêu đề: "Bài viết của bạn đã được duyệt! ✓". Nội dung ngắn: "Bài '[Tiêu đề bài viết]' đã được duyệt và xuất bản trên Cổng Pháp luật Quốc gia." Link: "Xem bài ngay". Thời gian tạo: tự động gán = thời điểm biên tập viên duyệt.</w:t>
+              <w:t xml:space="preserve">Tiêu đề: "Bài viết của bạn đã được duyệt! ✓". Nội dung ngắn: "Bài '[Tiêu đề bài viết]' đã được duyệt và xuất bản trên Cổng Pháp luật Quốc gia." liên kết: "Xem bài ngay". Thời gian tạo: tự động gán = thời điểm biên tập viên duyệt.</w:t>
             </w:r>
           </w:p>
         </w:tc>
@@ -5713,7 +5713,7 @@
                 <w:sz w:val="18"/>
                 <w:szCs w:val="18"/>
               </w:rPr>
-              <w:t xml:space="preserve">Tiêu đề: "Bài viết của bạn cần chỉnh sửa". Nội dung ngắn: "Bài '[Tiêu đề bài viết]' đã bị từ chối. Vui lòng xem ghi chú phản hồi để chỉnh sửa lại." Link: "Xem ghi chú và chỉnh sửa". Thời gian tạo: tự động gán = thời điểm biên tập viên từ chối.</w:t>
+              <w:t xml:space="preserve">Tiêu đề: "Bài viết của bạn cần chỉnh sửa". Nội dung ngắn: "Bài '[Tiêu đề bài viết]' đã bị từ chối. Vui lòng xem ghi chú phản hồi để chỉnh sửa lại." liên kết: "Xem ghi chú và chỉnh sửa". Thời gian tạo: tự động gán = thời điểm biên tập viên từ chối.</w:t>
             </w:r>
           </w:p>
         </w:tc>
@@ -5818,7 +5818,7 @@
                 <w:sz w:val="18"/>
                 <w:szCs w:val="18"/>
               </w:rPr>
-              <w:t xml:space="preserve">Chủ đề email: "[Cổng Pháp luật Quốc gia] Bài viết của bạn đã được duyệt". Nội dung: tên cộng tác viên, tiêu đề bài, link xem bài, lời nhắn từ hệ thống. Footer: link hủy đăng ký nhận email thông báo.</w:t>
+              <w:t xml:space="preserve">Chủ đề email: "[Cổng Pháp luật Quốc gia] Bài viết của bạn đã được duyệt". Nội dung: tên cộng tác viên, tiêu đề bài, liên kết xem bài, lời nhắn từ hệ thống. phần cuối trang: liên kết hủy đăng ký nhận email thông báo.</w:t>
             </w:r>
           </w:p>
         </w:tc>
@@ -5923,7 +5923,7 @@
                 <w:sz w:val="18"/>
                 <w:szCs w:val="18"/>
               </w:rPr>
-              <w:t xml:space="preserve">Chủ đề: "[Cổng Pháp luật Quốc gia] Bài viết cần chỉnh sửa — Có phản hồi mới". Nội dung: tên cộng tác viên, tiêu đề bài, đoạn tóm tắt ghi chú phản hồi, link đăng nhập để xem đầy đủ và chỉnh sửa bài.</w:t>
+              <w:t xml:space="preserve">Chủ đề: "[Cổng Pháp luật Quốc gia] Bài viết cần chỉnh sửa — Có phản hồi mới". Nội dung: tên cộng tác viên, tiêu đề bài, đoạn tóm tắt ghi chú phản hồi, liên kết đăng nhập để xem đầy đủ và chỉnh sửa bài.</w:t>
             </w:r>
           </w:p>
         </w:tc>
@@ -6152,7 +6152,7 @@
                 <w:sz w:val="18"/>
                 <w:szCs w:val="18"/>
               </w:rPr>
-              <w:t xml:space="preserve">Ngay khi biên tập viên thực hiện hành động duyệt hoặc từ chối trên CMS: hệ thống tự động tạo bản ghi thông báo cho cộng tác viên tương ứng, cập nhật badge chuông realtime (nếu cộng tác viên đang online), lưu vào bảng notifications.</w:t>
+              <w:t xml:space="preserve">Ngay khi biên tập viên thực hiện hành động duyệt hoặc từ chối trên CMS: hệ thống tự động tạo bản ghi thông báo cho cộng tác viên tương ứng, cập nhật nhãn chuông realtime (nếu cộng tác viên đang online), lưu vào bảng notifications.</w:t>
             </w:r>
           </w:p>
         </w:tc>
@@ -6322,7 +6322,7 @@
                 <w:sz w:val="18"/>
                 <w:szCs w:val="18"/>
               </w:rPr>
-              <w:t xml:space="preserve">Khi thông báo mới được tạo: badge số thông báo chưa đọc trên icon chuông tăng lên 1 realtime (nếu dùng WebSocket) hoặc cập nhật trong lần poll tiếp theo (mỗi 30 giây).</w:t>
+              <w:t xml:space="preserve">Khi thông báo mới được tạo: nhãn số thông báo chưa đọc trên biểu tượng chuông tăng lên 1 realtime (nếu dùng WebSocket) hoặc cập nhật trong lần poll tiếp theo (mỗi 30 giây).</w:t>
             </w:r>
           </w:p>
         </w:tc>
